--- a/template_table.docx
+++ b/template_table.docx
@@ -49,6 +49,14 @@
       <w:tblPr>
         <w:tblStyle w:val="LiBang"/>
         <w:tblW w:w="0" w:type="auto"/>
+        <w:tblBorders>
+          <w:top w:val="none" w:sz="0" w:space="0" w:color="auto"/>
+          <w:left w:val="none" w:sz="0" w:space="0" w:color="auto"/>
+          <w:bottom w:val="none" w:sz="0" w:space="0" w:color="auto"/>
+          <w:right w:val="none" w:sz="0" w:space="0" w:color="auto"/>
+          <w:insideH w:val="none" w:sz="0" w:space="0" w:color="auto"/>
+          <w:insideV w:val="none" w:sz="0" w:space="0" w:color="auto"/>
+        </w:tblBorders>
         <w:tblLook w:val="04A0" w:firstRow="1" w:lastRow="0" w:firstColumn="1" w:lastColumn="0" w:noHBand="0" w:noVBand="1"/>
       </w:tblPr>
       <w:tblGrid>
@@ -137,6 +145,7 @@
             <w:pPr>
               <w:rPr>
                 <w:rFonts w:asciiTheme="majorHAnsi" w:hAnsiTheme="majorHAnsi" w:cstheme="majorHAnsi"/>
+                <w:lang w:val="en-US"/>
               </w:rPr>
             </w:pPr>
             <w:r>
@@ -162,6 +171,7 @@
             <w:pPr>
               <w:rPr>
                 <w:rFonts w:asciiTheme="majorHAnsi" w:hAnsiTheme="majorHAnsi" w:cstheme="majorHAnsi"/>
+                <w:lang w:val="en-US"/>
               </w:rPr>
             </w:pPr>
             <w:r>
@@ -175,8 +185,16 @@
             <w:pPr>
               <w:rPr>
                 <w:rFonts w:asciiTheme="majorHAnsi" w:hAnsiTheme="majorHAnsi" w:cstheme="majorHAnsi"/>
+                <w:lang w:val="en-US"/>
               </w:rPr>
             </w:pPr>
+            <w:r>
+              <w:rPr>
+                <w:rFonts w:asciiTheme="majorHAnsi" w:hAnsiTheme="majorHAnsi" w:cstheme="majorHAnsi"/>
+                <w:lang w:val="en-US"/>
+              </w:rPr>
+              <w:t xml:space="preserve"> </w:t>
+            </w:r>
           </w:p>
         </w:tc>
         <w:tc>
@@ -187,6 +205,7 @@
             <w:pPr>
               <w:rPr>
                 <w:rFonts w:asciiTheme="majorHAnsi" w:hAnsiTheme="majorHAnsi" w:cstheme="majorHAnsi"/>
+                <w:lang w:val="en-US"/>
               </w:rPr>
             </w:pPr>
             <w:r>
